--- a/docs/AUTOFLEX_DESIGN_REPORT.docx
+++ b/docs/AUTOFLEX_DESIGN_REPORT.docx
@@ -1503,7 +1503,7 @@
         <w:rPr/>
       </w:pPr>
       <w:r>
-        <w:t>Release checks cover unit tests, TypeScript compilation, production build output, keyboard behavior, screen switching, state retention, 390px mobile layout, 1280px desktop layout, and horizontal overflow.</w:t>
+        <w:t>Release checks cover unit tests, TypeScript compilation, production build output, generated offline assets, a server-disconnected reload, keyboard behavior, screen switching, state retention, 390px mobile layout, 1280px desktop layout, and horizontal overflow.</w:t>
       </w:r>
     </w:p>
     <w:p>

--- a/docs/AUTOFLEX_DESIGN_REPORT.docx
+++ b/docs/AUTOFLEX_DESIGN_REPORT.docx
@@ -1511,7 +1511,7 @@
         <w:rPr/>
       </w:pPr>
       <w:r>
-        <w:t>The delivered shell uses Archivo for display hierarchy, Manrope for interface text, petrol teal for primary actions, signal yellow for due attention, and cool neutrals for sustained reading.</w:t>
+        <w:t>Google Stitch project 13052758531426466821 generated the responsive visual exploration and confirmed the Archivo and Manrope type pairing, petrol teal and signal yellow palette, stable rail and dock, and data-led screen hierarchy. The implementation deliberately replaces Stitch's operator-oriented Settings wording with plain consumer language.</w:t>
       </w:r>
     </w:p>
     <w:bookmarkStart w:colFirst="0" w:colLast="0" w:name="bookmark=id.nnk1eebni0ji" w:id="10"/>
